--- a/src/Parchment.Tests/Markdown/Renderers/TableRendererTests.GridTableEmitsTableWithCorrectStructure.verified.docx
+++ b/src/Parchment.Tests/Markdown/Renderers/TableRendererTests.GridTableEmitsTableWithCorrectStructure.verified.docx
@@ -5,6 +5,7 @@
     <w:tbl>
       <w:tblPr>
         <w:tblW w:w="5000" w:type="pct"/>
+        <w:tblLayout w:type="fixed"/>
         <w:tblBorders>
           <w:top w:val="single" w:sz="4"/>
           <w:bottom w:val="single" w:sz="4"/>
@@ -21,11 +22,14 @@
         </w:tblCellMar>
       </w:tblPr>
       <w:tblGrid>
-        <w:gridCol/>
-        <w:gridCol/>
+        <w:gridCol w:w="4500"/>
+        <w:gridCol w:w="4500"/>
       </w:tblGrid>
       <w:tr>
         <w:tc>
+          <w:tcPr>
+            <w:tcW w:w="4500" w:type="dxa"/>
+          </w:tcPr>
           <w:p>
             <w:pPr>
               <w:jc w:val="center"/>
@@ -39,6 +43,9 @@
           </w:p>
         </w:tc>
         <w:tc>
+          <w:tcPr>
+            <w:tcW w:w="4500" w:type="dxa"/>
+          </w:tcPr>
           <w:p>
             <w:pPr>
               <w:jc w:val="center"/>
@@ -54,6 +61,9 @@
       </w:tr>
       <w:tr>
         <w:tc>
+          <w:tcPr>
+            <w:tcW w:w="4500" w:type="dxa"/>
+          </w:tcPr>
           <w:p>
             <w:r>
               <w:t xml:space="preserve">1</w:t>
@@ -61,6 +71,9 @@
           </w:p>
         </w:tc>
         <w:tc>
+          <w:tcPr>
+            <w:tcW w:w="4500" w:type="dxa"/>
+          </w:tcPr>
           <w:p>
             <w:r>
               <w:t xml:space="preserve">2</w:t>
@@ -70,6 +83,9 @@
       </w:tr>
       <w:tr>
         <w:tc>
+          <w:tcPr>
+            <w:tcW w:w="4500" w:type="dxa"/>
+          </w:tcPr>
           <w:p>
             <w:r>
               <w:t xml:space="preserve">3</w:t>
@@ -77,6 +93,9 @@
           </w:p>
         </w:tc>
         <w:tc>
+          <w:tcPr>
+            <w:tcW w:w="4500" w:type="dxa"/>
+          </w:tcPr>
           <w:p>
             <w:r>
               <w:t xml:space="preserve">4</w:t>

--- a/src/Parchment.Tests/Markdown/Renderers/TableRendererTests.GridTableEmitsTableWithCorrectStructure.verified.docx
+++ b/src/Parchment.Tests/Markdown/Renderers/TableRendererTests.GridTableEmitsTableWithCorrectStructure.verified.docx
@@ -25,6 +25,9 @@
         <w:gridCol/>
       </w:tblGrid>
       <w:tr>
+        <w:trPr>
+          <w:tblHeader/>
+        </w:trPr>
         <w:tc>
           <w:p>
             <w:pPr>

--- a/src/Parchment.Tests/Markdown/Renderers/TableRendererTests.GridTableEmitsTableWithCorrectStructure.verified.docx
+++ b/src/Parchment.Tests/Markdown/Renderers/TableRendererTests.GridTableEmitsTableWithCorrectStructure.verified.docx
@@ -7,8 +7,8 @@
         <w:tblW w:w="5000" w:type="pct"/>
         <w:tblBorders>
           <w:top w:val="single" w:sz="4"/>
+          <w:left w:val="single" w:sz="4"/>
           <w:bottom w:val="single" w:sz="4"/>
-          <w:left w:val="single" w:sz="4"/>
           <w:right w:val="single" w:sz="4"/>
           <w:insideH w:val="single" w:sz="4"/>
           <w:insideV w:val="single" w:sz="4"/>
